--- a/templates/template_4.docx
+++ b/templates/template_4.docx
@@ -42,7 +42,79 @@
         </w:rPr>
       </w:pPr>
       <w:r>
-        <w:t>借款人{{data.LRR_NAME}}，性别{{data.LRR_GENDER}}，身份证号码{{data.LRR_ID_NO}}，文化程度{{data.LRR_EDUCATION}}，婚姻状况{{data.LRR_MARITAL_STATUS}}。借款人户籍及居住地址：户籍：{{data.LRR_REGISTER_ADDR}}，居住：{{data.LRR_RESIDENT_ADDR}}。借款人为{{data.COMPANY_NAME}}法人代表及股东。经调查，经营实体{{data.COMPANY_NAME}}的注册资本{{data.COMPANY_REG_CAPITAL}}元，目前营业状态为{{data.COMPANY_BUSINESS_STATUS}}，截至尽职调查日在我行办理{{data.</w:t>
+        <w:t>借款人{{</w:t>
+      </w:r>
+      <w:r>
+        <w:t>borrower_info</w:t>
+      </w:r>
+      <w:r>
+        <w:t>.LRR_NAME}}，性别{{</w:t>
+      </w:r>
+      <w:r>
+        <w:t>borrower_info</w:t>
+      </w:r>
+      <w:r>
+        <w:t>.LRR_GENDER}}，身份证号码{{</w:t>
+      </w:r>
+      <w:r>
+        <w:t>borrower_info</w:t>
+      </w:r>
+      <w:r>
+        <w:t>.LRR_ID_NO}}，文化程度{{</w:t>
+      </w:r>
+      <w:r>
+        <w:t>borrower_info</w:t>
+      </w:r>
+      <w:r>
+        <w:t>.LRR_EDUCATION}}，婚姻状况{{</w:t>
+      </w:r>
+      <w:r>
+        <w:t>borrower_info</w:t>
+      </w:r>
+      <w:r>
+        <w:t>.LRR_MARITAL_STATUS}}。借款人户籍及居住地址：户籍：{{</w:t>
+      </w:r>
+      <w:r>
+        <w:t>borrower_info</w:t>
+      </w:r>
+      <w:r>
+        <w:t>.LRR_REGISTER_ADDR}}，居住：{{</w:t>
+      </w:r>
+      <w:r>
+        <w:t>borrower_info</w:t>
+      </w:r>
+      <w:r>
+        <w:t>.LRR_RESIDENT_ADDR}}。借款人为{{</w:t>
+      </w:r>
+      <w:r>
+        <w:t>borrower_info</w:t>
+      </w:r>
+      <w:r>
+        <w:t>.COMPANY_NAME}}法人代表及股东。经调查，经营实体{{</w:t>
+      </w:r>
+      <w:r>
+        <w:t>borrower_info</w:t>
+      </w:r>
+      <w:r>
+        <w:t>.COMPANY_NAME}}的注册资本{{</w:t>
+      </w:r>
+      <w:r>
+        <w:t>borrower_info</w:t>
+      </w:r>
+      <w:r>
+        <w:t>.COMPANY_REG_CAPITAL}}元，目前营业状态为{{</w:t>
+      </w:r>
+      <w:r>
+        <w:t>borrower_info</w:t>
+      </w:r>
+      <w:r>
+        <w:t>.COMPANY_BUSINESS_STATUS}}，截至尽职调查日在我行办理{{</w:t>
+      </w:r>
+      <w:r>
+        <w:t>borrower_info</w:t>
+      </w:r>
+      <w:r>
+        <w:t>.</w:t>
       </w:r>
       <w:r>
         <w:rPr>
@@ -51,7 +123,13 @@
         <w:t xml:space="preserve"> LOAN_PRODUCT</w:t>
       </w:r>
       <w:r>
-        <w:t>}}，融资余额{{data.</w:t>
+        <w:t>}}，融资余额{{</w:t>
+      </w:r>
+      <w:r>
+        <w:t>borrower_info</w:t>
+      </w:r>
+      <w:r>
+        <w:t>.</w:t>
       </w:r>
       <w:r>
         <w:rPr>
@@ -64,7 +142,25 @@
       </w:r>
       <w:bookmarkStart w:id="0" w:name="_Hlk225700269"/>
       <w:r>
-        <w:t>截至基准日{{data.BASE_DATE}}，借款人{{data.LRR_NAME}}在我行有一笔{{data.</w:t>
+        <w:t>截至基准日{{</w:t>
+      </w:r>
+      <w:r>
+        <w:t>borrower_info</w:t>
+      </w:r>
+      <w:r>
+        <w:t>.BASE_DATE}}，借款人{{</w:t>
+      </w:r>
+      <w:r>
+        <w:t>borrower_info</w:t>
+      </w:r>
+      <w:r>
+        <w:t>.LRR_NAME}}在我行有一笔{{</w:t>
+      </w:r>
+      <w:r>
+        <w:t>borrower_info</w:t>
+      </w:r>
+      <w:r>
+        <w:t>.</w:t>
       </w:r>
       <w:r>
         <w:rPr>
@@ -73,7 +169,49 @@
         <w:t xml:space="preserve"> LOAN_PRODUCT</w:t>
       </w:r>
       <w:r>
-        <w:t>}}贷款，本金余额 {{data.LOAN_PRINCIPAL}}元，积欠利息{{data.LOAN_INTEREST_ARREARS}}元，本息合计{{data.LOAN_TOTAL}}元。截至尽职调查日，借款人在我行融资总额为{{data.CUSTOMER_TOTAL_FINANCING}}元，其中本笔网贷通贷款本金余额 {{data.THIS_LOAN_PRINCIPAL}}元，积欠利息合计{{data.THIS_LOAN_INTEREST_ARREARS}}元，本息合计{{data.THIS_LOAN_TOTAL}}元。</w:t>
+        <w:t>}}贷款，本金余额 {{</w:t>
+      </w:r>
+      <w:r>
+        <w:t>borrower_info</w:t>
+      </w:r>
+      <w:r>
+        <w:t>.LOAN_PRINCIPAL}}元，积欠利息{{</w:t>
+      </w:r>
+      <w:r>
+        <w:t>borrower_info</w:t>
+      </w:r>
+      <w:r>
+        <w:t>.LOAN_INTEREST_ARREARS}}元，本息合计{{</w:t>
+      </w:r>
+      <w:r>
+        <w:t>borrower_info</w:t>
+      </w:r>
+      <w:r>
+        <w:t>.LOAN_TOTAL}}元。截至尽职调查日，借款人在我行融资总额为{{</w:t>
+      </w:r>
+      <w:r>
+        <w:t>borrower_info</w:t>
+      </w:r>
+      <w:r>
+        <w:t>.CUSTOMER_TOTAL_FINANCING}}元，其中本笔网贷通贷款本金余额 {{</w:t>
+      </w:r>
+      <w:r>
+        <w:t>borrower_info</w:t>
+      </w:r>
+      <w:r>
+        <w:t>.THIS_LOAN_PRINCIPAL}}元，积欠利息合计{{</w:t>
+      </w:r>
+      <w:r>
+        <w:t>borrower_info</w:t>
+      </w:r>
+      <w:r>
+        <w:t>.THIS_LOAN_INTEREST_ARREARS}}元，本息合计{{</w:t>
+      </w:r>
+      <w:r>
+        <w:t>borrower_info</w:t>
+      </w:r>
+      <w:r>
+        <w:t>.THIS_LOAN_TOTAL}}元。</w:t>
       </w:r>
       <w:bookmarkEnd w:id="0"/>
     </w:p>
@@ -96,14 +234,14 @@
         <w:tblLook w:val="04A0" w:firstRow="1" w:lastRow="0" w:firstColumn="1" w:lastColumn="0" w:noHBand="0" w:noVBand="1"/>
       </w:tblPr>
       <w:tblGrid>
-        <w:gridCol w:w="1392"/>
-        <w:gridCol w:w="1348"/>
-        <w:gridCol w:w="1076"/>
-        <w:gridCol w:w="891"/>
-        <w:gridCol w:w="745"/>
+        <w:gridCol w:w="1217"/>
+        <w:gridCol w:w="1385"/>
+        <w:gridCol w:w="1103"/>
         <w:gridCol w:w="913"/>
-        <w:gridCol w:w="1151"/>
-        <w:gridCol w:w="780"/>
+        <w:gridCol w:w="762"/>
+        <w:gridCol w:w="936"/>
+        <w:gridCol w:w="1182"/>
+        <w:gridCol w:w="798"/>
       </w:tblGrid>
       <w:tr>
         <w:trPr>
@@ -472,7 +610,23 @@
                 <w:sz w:val="21"/>
                 <w:szCs w:val="22"/>
               </w:rPr>
-              <w:t>{%tr for p in hetong_data|ensure_list %}</w:t>
+              <w:t xml:space="preserve">{%tr for p in </w:t>
+            </w:r>
+            <w:r>
+              <w:rPr>
+                <w:rFonts w:hint="eastAsia"/>
+                <w:sz w:val="21"/>
+                <w:szCs w:val="22"/>
+              </w:rPr>
+              <w:t>hetong_data</w:t>
+            </w:r>
+            <w:r>
+              <w:rPr>
+                <w:rFonts w:hint="eastAsia"/>
+                <w:sz w:val="21"/>
+                <w:szCs w:val="22"/>
+              </w:rPr>
+              <w:t xml:space="preserve"> %}</w:t>
             </w:r>
           </w:p>
         </w:tc>
@@ -1297,6 +1451,7 @@
         <w:rPr>
           <w:rFonts w:hint="eastAsia"/>
         </w:rPr>
+        <w:lastRenderedPageBreak/>
         <w:t>抵押担保情况判断：</w:t>
       </w:r>
       <w:r>
@@ -1306,7 +1461,7 @@
         <w:rPr>
           <w:rFonts w:hint="eastAsia"/>
         </w:rPr>
-        <w:t>data</w:t>
+        <w:t>borrower_info</w:t>
       </w:r>
       <w:r>
         <w:t>.</w:t>
@@ -1324,7 +1479,7 @@
         <w:rPr>
           <w:rFonts w:hint="eastAsia"/>
         </w:rPr>
-        <w:t>data</w:t>
+        <w:t>borrower_info</w:t>
       </w:r>
       <w:r>
         <w:t>.</w:t>
@@ -1378,7 +1533,31 @@
         <w:rPr>
           <w:rFonts w:hint="eastAsia"/>
         </w:rPr>
-        <w:t>借款人情况：{{data. COMPANY_NAME}}公司成立于X年X月X日，注册地址X（有无办公营业)，实际经营地址X，法定代表人及实际控制人X，注册资本X万元.公司股权结构为：X，公司经营范围为：X。该公司在我行的客户代码为{{data. LRR_CUST_NO}}，即期信用等级为X级，客户规模为小型，所属行业为X。借款人受自身经营和外部经济环境的影响，同时下游回款账期不断延长/经营出现异常，导致资金链断裂，公司现已停止经营。（根据企业经营实情、不良原因撰写)</w:t>
+        <w:t>借款人情况：{{</w:t>
+      </w:r>
+      <w:r>
+        <w:rPr>
+          <w:rFonts w:hint="eastAsia"/>
+        </w:rPr>
+        <w:t>borrower_info</w:t>
+      </w:r>
+      <w:r>
+        <w:rPr>
+          <w:rFonts w:hint="eastAsia"/>
+        </w:rPr>
+        <w:t>. COMPANY_NAME}}公司成立于X年X月X日，注册地址X（有无办公营业)，实际经营地址X，法定代表人及实际控制人X，注册资本X万元.公司股权结构为：X，公司经营范围为：X。该公司在我行的客户代码为{{</w:t>
+      </w:r>
+      <w:r>
+        <w:rPr>
+          <w:rFonts w:hint="eastAsia"/>
+        </w:rPr>
+        <w:t>borrower_info</w:t>
+      </w:r>
+      <w:r>
+        <w:rPr>
+          <w:rFonts w:hint="eastAsia"/>
+        </w:rPr>
+        <w:t>. LRR_CUST_NO}}，即期信用等级为X级，客户规模为小型，所属行业为X。借款人受自身经营和外部经济环境的影响，同时下游回款账期不断延长/经营出现异常，导致资金链断裂，公司现已停止经营。（根据企业经营实情、不良原因撰写)</w:t>
       </w:r>
       <w:r>
         <w:t>。</w:t>
@@ -1485,7 +1664,38 @@
         <w:rPr>
           <w:rFonts w:hint="eastAsia"/>
         </w:rPr>
-        <w:t>{{company_data. company_relation_data}}</w:t>
+        <w:t>{{</w:t>
+      </w:r>
+      <w:r>
+        <w:rPr>
+          <w:rFonts w:ascii="Segoe UI" w:hAnsi="Segoe UI" w:cs="Segoe UI"/>
+          <w:color w:val="344054"/>
+          <w:sz w:val="21"/>
+          <w:szCs w:val="21"/>
+          <w:shd w:val="clear" w:color="auto" w:fill="FFFFFF"/>
+        </w:rPr>
+        <w:t xml:space="preserve"> </w:t>
+      </w:r>
+      <w:r>
+        <w:t>company_data</w:t>
+      </w:r>
+      <w:r>
+        <w:rPr>
+          <w:rFonts w:hint="eastAsia"/>
+        </w:rPr>
+        <w:t xml:space="preserve">. </w:t>
+      </w:r>
+      <w:r>
+        <w:rPr>
+          <w:rFonts w:hint="eastAsia"/>
+        </w:rPr>
+        <w:t>company_relation_data</w:t>
+      </w:r>
+      <w:r>
+        <w:rPr>
+          <w:rFonts w:hint="eastAsia"/>
+        </w:rPr>
+        <w:t>}}</w:t>
       </w:r>
       <w:r>
         <w:rPr>
